--- a/docs/PROJECT_THESIS_v2.docx
+++ b/docs/PROJECT_THESIS_v2.docx
@@ -731,11 +731,11 @@
     <w:qFormat/>
     <w:rsid w:val="00FC693F"/>
     <w:pPr>
-      <w:spacing w:after="80" w:line="247" w:lineRule="auto"/>
+      <w:spacing w:after="120" w:line="276" w:lineRule="auto"/>
     </w:pPr>
     <w:rPr>
-      <w:rFonts w:ascii="Aptos" w:hAnsi="Aptos"/>
-      <w:sz w:val="20"/>
+      <w:rFonts w:ascii="Times New Roman" w:hAnsi="Times New Roman"/>
+      <w:sz w:val="22"/>
     </w:rPr>
   </w:style>
   <w:style w:type="paragraph" w:styleId="Header">
@@ -793,15 +793,15 @@
     <w:pPr>
       <w:keepNext/>
       <w:keepLines/>
-      <w:spacing w:before="200" w:after="80"/>
+      <w:spacing w:before="240" w:after="120"/>
       <w:outlineLvl w:val="0"/>
     </w:pPr>
     <w:rPr>
-      <w:rFonts w:asciiTheme="majorHAnsi" w:eastAsiaTheme="majorEastAsia" w:hAnsiTheme="majorHAnsi" w:cstheme="majorBidi" w:ascii="Aptos Display" w:hAnsi="Aptos Display"/>
+      <w:rFonts w:asciiTheme="majorHAnsi" w:eastAsiaTheme="majorEastAsia" w:hAnsiTheme="majorHAnsi" w:cstheme="majorBidi" w:ascii="Times New Roman" w:hAnsi="Times New Roman"/>
       <w:b/>
       <w:bCs/>
       <w:color w:val="000000"/>
-      <w:sz w:val="32"/>
+      <w:sz w:val="28"/>
       <w:szCs w:val="28"/>
     </w:rPr>
   </w:style>
@@ -817,15 +817,15 @@
     <w:pPr>
       <w:keepNext/>
       <w:keepLines/>
-      <w:spacing w:before="200" w:after="80"/>
+      <w:spacing w:before="240" w:after="120"/>
       <w:outlineLvl w:val="1"/>
     </w:pPr>
     <w:rPr>
-      <w:rFonts w:asciiTheme="majorHAnsi" w:eastAsiaTheme="majorEastAsia" w:hAnsiTheme="majorHAnsi" w:cstheme="majorBidi" w:ascii="Aptos Display" w:hAnsi="Aptos Display"/>
+      <w:rFonts w:asciiTheme="majorHAnsi" w:eastAsiaTheme="majorEastAsia" w:hAnsiTheme="majorHAnsi" w:cstheme="majorBidi" w:ascii="Times New Roman" w:hAnsi="Times New Roman"/>
       <w:b/>
       <w:bCs/>
       <w:color w:val="000000"/>
-      <w:sz w:val="25"/>
+      <w:sz w:val="24"/>
       <w:szCs w:val="26"/>
     </w:rPr>
   </w:style>
@@ -841,15 +841,15 @@
     <w:pPr>
       <w:keepNext/>
       <w:keepLines/>
-      <w:spacing w:before="200" w:after="80"/>
+      <w:spacing w:before="240" w:after="120"/>
       <w:outlineLvl w:val="2"/>
     </w:pPr>
     <w:rPr>
-      <w:rFonts w:asciiTheme="majorHAnsi" w:eastAsiaTheme="majorEastAsia" w:hAnsiTheme="majorHAnsi" w:cstheme="majorBidi" w:ascii="Aptos Display" w:hAnsi="Aptos Display"/>
+      <w:rFonts w:asciiTheme="majorHAnsi" w:eastAsiaTheme="majorEastAsia" w:hAnsiTheme="majorHAnsi" w:cstheme="majorBidi" w:ascii="Times New Roman" w:hAnsi="Times New Roman"/>
       <w:b/>
       <w:bCs/>
       <w:color w:val="000000"/>
-      <w:sz w:val="23"/>
+      <w:sz w:val="22"/>
     </w:rPr>
   </w:style>
   <w:style w:type="paragraph" w:styleId="Heading4">
@@ -1084,12 +1084,12 @@
       <w:contextualSpacing/>
     </w:pPr>
     <w:rPr>
-      <w:rFonts w:asciiTheme="majorHAnsi" w:eastAsiaTheme="majorEastAsia" w:hAnsiTheme="majorHAnsi" w:cstheme="majorBidi" w:ascii="Aptos Display" w:hAnsi="Aptos Display"/>
+      <w:rFonts w:asciiTheme="majorHAnsi" w:eastAsiaTheme="majorEastAsia" w:hAnsiTheme="majorHAnsi" w:cstheme="majorBidi" w:ascii="Times New Roman" w:hAnsi="Times New Roman"/>
       <w:b/>
       <w:color w:val="000000"/>
       <w:spacing w:val="5"/>
       <w:kern w:val="28"/>
-      <w:sz w:val="52"/>
+      <w:sz w:val="48"/>
       <w:szCs w:val="52"/>
     </w:rPr>
   </w:style>

--- a/docs/PROJECT_THESIS_v2.docx
+++ b/docs/PROJECT_THESIS_v2.docx
@@ -359,7 +359,7 @@
     </w:p>
     <w:sectPr>
       <w:pgSz w:w="12240" w:h="15840"/>
-      <w:pgMar w:top="1080" w:right="1224" w:bottom="1080" w:left="1224" w:header="720" w:footer="720" w:gutter="0"/>
+      <w:pgMar w:top="1080" w:right="1080" w:bottom="1080" w:left="1080" w:header="720" w:footer="720" w:gutter="0"/>
       <w:cols w:space="720"/>
       <w:docGrid w:linePitch="360"/>
     </w:sectPr>
@@ -731,7 +731,7 @@
     <w:qFormat/>
     <w:rsid w:val="00FC693F"/>
     <w:pPr>
-      <w:spacing w:after="120" w:line="276" w:lineRule="auto"/>
+      <w:spacing w:after="120"/>
     </w:pPr>
     <w:rPr>
       <w:rFonts w:ascii="Times New Roman" w:hAnsi="Times New Roman"/>
@@ -794,14 +794,16 @@
       <w:keepNext/>
       <w:keepLines/>
       <w:spacing w:before="240" w:after="120"/>
+      <w:jc w:val="center"/>
       <w:outlineLvl w:val="0"/>
     </w:pPr>
     <w:rPr>
       <w:rFonts w:asciiTheme="majorHAnsi" w:eastAsiaTheme="majorEastAsia" w:hAnsiTheme="majorHAnsi" w:cstheme="majorBidi" w:ascii="Times New Roman" w:hAnsi="Times New Roman"/>
-      <w:b/>
+      <w:b w:val="0"/>
       <w:bCs/>
+      <w:caps/>
       <w:color w:val="000000"/>
-      <w:sz w:val="28"/>
+      <w:sz w:val="24"/>
       <w:szCs w:val="28"/>
     </w:rPr>
   </w:style>
@@ -818,14 +820,16 @@
       <w:keepNext/>
       <w:keepLines/>
       <w:spacing w:before="240" w:after="120"/>
+      <w:jc w:val="left"/>
       <w:outlineLvl w:val="1"/>
     </w:pPr>
     <w:rPr>
       <w:rFonts w:asciiTheme="majorHAnsi" w:eastAsiaTheme="majorEastAsia" w:hAnsiTheme="majorHAnsi" w:cstheme="majorBidi" w:ascii="Times New Roman" w:hAnsi="Times New Roman"/>
-      <w:b/>
+      <w:b w:val="0"/>
       <w:bCs/>
+      <w:i/>
       <w:color w:val="000000"/>
-      <w:sz w:val="24"/>
+      <w:sz w:val="20"/>
       <w:szCs w:val="26"/>
     </w:rPr>
   </w:style>
@@ -842,14 +846,16 @@
       <w:keepNext/>
       <w:keepLines/>
       <w:spacing w:before="240" w:after="120"/>
+      <w:jc w:val="left"/>
       <w:outlineLvl w:val="2"/>
     </w:pPr>
     <w:rPr>
       <w:rFonts w:asciiTheme="majorHAnsi" w:eastAsiaTheme="majorEastAsia" w:hAnsiTheme="majorHAnsi" w:cstheme="majorBidi" w:ascii="Times New Roman" w:hAnsi="Times New Roman"/>
-      <w:b/>
+      <w:b w:val="0"/>
       <w:bCs/>
+      <w:i/>
       <w:color w:val="000000"/>
-      <w:sz w:val="22"/>
+      <w:sz w:val="20"/>
     </w:rPr>
   </w:style>
   <w:style w:type="paragraph" w:styleId="Heading4">
